--- a/Docs/TechTask/ТЗ 0.0.6.docx
+++ b/Docs/TechTask/ТЗ 0.0.6.docx
@@ -154,8 +154,6 @@
         </w:rPr>
         <w:t>WS</w:t>
       </w:r>
-      <w:bookmarkStart w:id="0" w:name="_GoBack"/>
-      <w:bookmarkEnd w:id="0"/>
     </w:p>
     <w:p>
       <w:pPr>
@@ -206,13 +204,18 @@
         <w:t>0.0.</w:t>
       </w:r>
       <w:r>
-        <w:rPr>
-          <w:lang w:val="en-US"/>
-        </w:rPr>
         <w:t>6</w:t>
       </w:r>
       <w:r>
         <w:t xml:space="preserve">.1. </w:t>
+      </w:r>
+      <w:r>
+        <w:t>М</w:t>
+      </w:r>
+      <w:bookmarkStart w:id="0" w:name="_GoBack"/>
+      <w:bookmarkEnd w:id="0"/>
+      <w:r>
+        <w:t>одальные окна для добавления, редактирования, удаления сущностей</w:t>
       </w:r>
     </w:p>
     <w:p/>

--- a/Docs/TechTask/ТЗ 0.0.6.docx
+++ b/Docs/TechTask/ТЗ 0.0.6.docx
@@ -25,18 +25,12 @@
         <w:t>.</w:t>
       </w:r>
       <w:r>
-        <w:rPr>
-          <w:lang w:val="en-US"/>
-        </w:rPr>
         <w:t>6</w:t>
       </w:r>
       <w:r>
         <w:t>.</w:t>
       </w:r>
       <w:r>
-        <w:rPr>
-          <w:lang w:val="en-US"/>
-        </w:rPr>
         <w:t xml:space="preserve"> </w:t>
       </w:r>
       <w:r>
@@ -210,14 +204,50 @@
         <w:t xml:space="preserve">.1. </w:t>
       </w:r>
       <w:r>
-        <w:t>М</w:t>
+        <w:t>Модальные окна для добавления, редактирования, удаления сущностей</w:t>
+      </w:r>
+    </w:p>
+    <w:p/>
+    <w:p>
+      <w:r>
+        <w:t>0.0.</w:t>
+      </w:r>
+      <w:r>
+        <w:t>6</w:t>
+      </w:r>
+      <w:r>
+        <w:t xml:space="preserve">.2. </w:t>
+      </w:r>
+      <w:r>
+        <w:t>улучшить интерфейс (</w:t>
+      </w:r>
+      <w:r>
+        <w:rPr>
+          <w:lang w:val="en-US"/>
+        </w:rPr>
+        <w:t>CSS</w:t>
+      </w:r>
+      <w:r>
+        <w:t xml:space="preserve">), </w:t>
+      </w:r>
+      <w:r>
+        <w:rPr>
+          <w:lang w:val="en-US"/>
+        </w:rPr>
+        <w:t>JS</w:t>
+      </w:r>
+      <w:r>
+        <w:t xml:space="preserve">, </w:t>
+      </w:r>
+      <w:r>
+        <w:t>разметка</w:t>
       </w:r>
       <w:bookmarkStart w:id="0" w:name="_GoBack"/>
       <w:bookmarkEnd w:id="0"/>
-      <w:r>
-        <w:t>одальные окна для добавления, редактирования, удаления сущностей</w:t>
-      </w:r>
     </w:p>
+    <w:p/>
+    <w:p/>
+    <w:p/>
     <w:p/>
     <w:p/>
     <w:sectPr>

--- a/Docs/TechTask/ТЗ 0.0.6.docx
+++ b/Docs/TechTask/ТЗ 0.0.6.docx
@@ -216,10 +216,7 @@
         <w:t>6</w:t>
       </w:r>
       <w:r>
-        <w:t xml:space="preserve">.2. </w:t>
-      </w:r>
-      <w:r>
-        <w:t>улучшить интерфейс (</w:t>
+        <w:t>.2. улучшить интерфейс (</w:t>
       </w:r>
       <w:r>
         <w:rPr>
@@ -242,11 +239,33 @@
       <w:r>
         <w:t>разметка</w:t>
       </w:r>
+    </w:p>
+    <w:p/>
+    <w:p>
+      <w:r>
+        <w:t>0.0.</w:t>
+      </w:r>
+      <w:r>
+        <w:t>6</w:t>
+      </w:r>
+      <w:r>
+        <w:t>.</w:t>
+      </w:r>
+      <w:r>
+        <w:t>3</w:t>
+      </w:r>
+      <w:r>
+        <w:t>.</w:t>
+      </w:r>
+      <w:r>
+        <w:t xml:space="preserve"> </w:t>
+      </w:r>
+      <w:r>
+        <w:t>«широкие» таблицы переделать в «плашки»</w:t>
+      </w:r>
       <w:bookmarkStart w:id="0" w:name="_GoBack"/>
       <w:bookmarkEnd w:id="0"/>
     </w:p>
-    <w:p/>
-    <w:p/>
     <w:p/>
     <w:p/>
     <w:p/>

--- a/Docs/TechTask/ТЗ 0.0.6.docx
+++ b/Docs/TechTask/ТЗ 0.0.6.docx
@@ -207,7 +207,79 @@
         <w:t>Модальные окна для добавления, редактирования, удаления сущностей</w:t>
       </w:r>
     </w:p>
-    <w:p/>
+    <w:p>
+      <w:r>
+        <w:tab/>
+      </w:r>
+      <w:r>
+        <w:t>0.0.</w:t>
+      </w:r>
+      <w:r>
+        <w:t>6</w:t>
+      </w:r>
+      <w:r>
+        <w:t>.1.</w:t>
+      </w:r>
+      <w:r>
+        <w:t xml:space="preserve">1. </w:t>
+      </w:r>
+      <w:r>
+        <w:t>Пользователи</w:t>
+      </w:r>
+    </w:p>
+    <w:p>
+      <w:r>
+        <w:tab/>
+      </w:r>
+      <w:r>
+        <w:t>0.0.</w:t>
+      </w:r>
+      <w:r>
+        <w:t>6</w:t>
+      </w:r>
+      <w:r>
+        <w:t>.1.</w:t>
+      </w:r>
+      <w:r>
+        <w:t>2. Проекты</w:t>
+      </w:r>
+    </w:p>
+    <w:p>
+      <w:r>
+        <w:tab/>
+      </w:r>
+      <w:r>
+        <w:t>0.0.</w:t>
+      </w:r>
+      <w:r>
+        <w:t>6</w:t>
+      </w:r>
+      <w:r>
+        <w:t>.1.</w:t>
+      </w:r>
+      <w:r>
+        <w:t>3. Формулы</w:t>
+      </w:r>
+    </w:p>
+    <w:p>
+      <w:r>
+        <w:tab/>
+      </w:r>
+      <w:r>
+        <w:t>0.0.</w:t>
+      </w:r>
+      <w:r>
+        <w:t>6</w:t>
+      </w:r>
+      <w:r>
+        <w:t>.1.</w:t>
+      </w:r>
+      <w:r>
+        <w:t>4. Расписание</w:t>
+      </w:r>
+      <w:bookmarkStart w:id="0" w:name="_GoBack"/>
+      <w:bookmarkEnd w:id="0"/>
+    </w:p>
     <w:p>
       <w:r>
         <w:t>0.0.</w:t>
@@ -249,22 +321,8 @@
         <w:t>6</w:t>
       </w:r>
       <w:r>
-        <w:t>.</w:t>
-      </w:r>
-      <w:r>
-        <w:t>3</w:t>
-      </w:r>
-      <w:r>
-        <w:t>.</w:t>
-      </w:r>
-      <w:r>
-        <w:t xml:space="preserve"> </w:t>
-      </w:r>
-      <w:r>
-        <w:t>«широкие» таблицы переделать в «плашки»</w:t>
-      </w:r>
-      <w:bookmarkStart w:id="0" w:name="_GoBack"/>
-      <w:bookmarkEnd w:id="0"/>
+        <w:t>.3. «широкие» таблицы переделать в «плашки»</w:t>
+      </w:r>
     </w:p>
     <w:p/>
     <w:p/>

--- a/Docs/TechTask/ТЗ 0.0.6.docx
+++ b/Docs/TechTask/ТЗ 0.0.6.docx
@@ -210,8 +210,6 @@
     <w:p>
       <w:r>
         <w:tab/>
-      </w:r>
-      <w:r>
         <w:t>0.0.</w:t>
       </w:r>
       <w:r>
@@ -230,55 +228,38 @@
     <w:p>
       <w:r>
         <w:tab/>
-      </w:r>
-      <w:r>
         <w:t>0.0.</w:t>
       </w:r>
       <w:r>
         <w:t>6</w:t>
       </w:r>
       <w:r>
-        <w:t>.1.</w:t>
-      </w:r>
-      <w:r>
-        <w:t>2. Проекты</w:t>
+        <w:t>.1.2. Проекты</w:t>
       </w:r>
     </w:p>
     <w:p>
       <w:r>
         <w:tab/>
-      </w:r>
-      <w:r>
         <w:t>0.0.</w:t>
       </w:r>
       <w:r>
         <w:t>6</w:t>
       </w:r>
       <w:r>
-        <w:t>.1.</w:t>
-      </w:r>
-      <w:r>
-        <w:t>3. Формулы</w:t>
+        <w:t>.1.3. Формулы</w:t>
       </w:r>
     </w:p>
     <w:p>
       <w:r>
         <w:tab/>
-      </w:r>
-      <w:r>
         <w:t>0.0.</w:t>
       </w:r>
       <w:r>
         <w:t>6</w:t>
       </w:r>
       <w:r>
-        <w:t>.1.</w:t>
-      </w:r>
-      <w:r>
-        <w:t>4. Расписание</w:t>
-      </w:r>
-      <w:bookmarkStart w:id="0" w:name="_GoBack"/>
-      <w:bookmarkEnd w:id="0"/>
+        <w:t>.1.4. Расписание</w:t>
+      </w:r>
     </w:p>
     <w:p>
       <w:r>
@@ -311,6 +292,112 @@
       <w:r>
         <w:t>разметка</w:t>
       </w:r>
+    </w:p>
+    <w:p>
+      <w:r>
+        <w:tab/>
+        <w:t>0.0.</w:t>
+      </w:r>
+      <w:r>
+        <w:t>6</w:t>
+      </w:r>
+      <w:r>
+        <w:t>.</w:t>
+      </w:r>
+      <w:r>
+        <w:t>2</w:t>
+      </w:r>
+      <w:r>
+        <w:t>.</w:t>
+      </w:r>
+      <w:r>
+        <w:t>1.</w:t>
+      </w:r>
+    </w:p>
+    <w:p>
+      <w:pPr>
+        <w:rPr>
+          <w:lang w:val="en-US"/>
+        </w:rPr>
+      </w:pPr>
+      <w:r>
+        <w:tab/>
+        <w:t>0.0.</w:t>
+      </w:r>
+      <w:r>
+        <w:t>6</w:t>
+      </w:r>
+      <w:r>
+        <w:t>.</w:t>
+      </w:r>
+      <w:r>
+        <w:t>2</w:t>
+      </w:r>
+      <w:r>
+        <w:t>.</w:t>
+      </w:r>
+      <w:r>
+        <w:t>2</w:t>
+      </w:r>
+      <w:r>
+        <w:t>.</w:t>
+      </w:r>
+      <w:r>
+        <w:t xml:space="preserve"> </w:t>
+      </w:r>
+      <w:proofErr w:type="spellStart"/>
+      <w:r>
+        <w:rPr>
+          <w:lang w:val="en-US"/>
+        </w:rPr>
+        <w:t>Javascript</w:t>
+      </w:r>
+      <w:proofErr w:type="spellEnd"/>
+      <w:r>
+        <w:rPr>
+          <w:lang w:val="en-US"/>
+        </w:rPr>
+        <w:t>:</w:t>
+      </w:r>
+    </w:p>
+    <w:p>
+      <w:pPr>
+        <w:rPr>
+          <w:lang w:val="en-US"/>
+        </w:rPr>
+      </w:pPr>
+      <w:r>
+        <w:rPr>
+          <w:lang w:val="en-US"/>
+        </w:rPr>
+        <w:tab/>
+      </w:r>
+      <w:r>
+        <w:rPr>
+          <w:lang w:val="en-US"/>
+        </w:rPr>
+        <w:tab/>
+      </w:r>
+      <w:r>
+        <w:t>0.0.</w:t>
+      </w:r>
+      <w:r>
+        <w:t>6</w:t>
+      </w:r>
+      <w:r>
+        <w:t>.2.2</w:t>
+      </w:r>
+      <w:r>
+        <w:t>.</w:t>
+      </w:r>
+      <w:r>
+        <w:rPr>
+          <w:lang w:val="en-US"/>
+        </w:rPr>
+        <w:t>1.</w:t>
+      </w:r>
+      <w:bookmarkStart w:id="0" w:name="_GoBack"/>
+      <w:bookmarkEnd w:id="0"/>
     </w:p>
     <w:p/>
     <w:p>

--- a/Docs/TechTask/ТЗ 0.0.6.docx
+++ b/Docs/TechTask/ТЗ 0.0.6.docx
@@ -263,6 +263,39 @@
     </w:p>
     <w:p>
       <w:r>
+        <w:tab/>
+      </w:r>
+      <w:r>
+        <w:tab/>
+      </w:r>
+      <w:r>
+        <w:t>0.0.</w:t>
+      </w:r>
+      <w:r>
+        <w:t>6</w:t>
+      </w:r>
+      <w:r>
+        <w:t>.1.4</w:t>
+      </w:r>
+      <w:r>
+        <w:t xml:space="preserve">.1. </w:t>
+      </w:r>
+      <w:proofErr w:type="spellStart"/>
+      <w:r>
+        <w:t>Модалка</w:t>
+      </w:r>
+      <w:proofErr w:type="spellEnd"/>
+      <w:r>
+        <w:t xml:space="preserve"> переключения расписания</w:t>
+      </w:r>
+      <w:r>
+        <w:t xml:space="preserve"> (завершение текущего проекта)</w:t>
+      </w:r>
+    </w:p>
+    <w:p>
+      <w:bookmarkStart w:id="0" w:name="_GoBack"/>
+      <w:bookmarkEnd w:id="0"/>
+      <w:r>
         <w:t>0.0.</w:t>
       </w:r>
       <w:r>
@@ -302,24 +335,13 @@
         <w:t>6</w:t>
       </w:r>
       <w:r>
-        <w:t>.</w:t>
-      </w:r>
-      <w:r>
-        <w:t>2</w:t>
-      </w:r>
-      <w:r>
-        <w:t>.</w:t>
+        <w:t>.2.</w:t>
       </w:r>
       <w:r>
         <w:t>1.</w:t>
       </w:r>
     </w:p>
     <w:p>
-      <w:pPr>
-        <w:rPr>
-          <w:lang w:val="en-US"/>
-        </w:rPr>
-      </w:pPr>
       <w:r>
         <w:tab/>
         <w:t>0.0.</w:t>
@@ -328,16 +350,7 @@
         <w:t>6</w:t>
       </w:r>
       <w:r>
-        <w:t>.</w:t>
-      </w:r>
-      <w:r>
-        <w:t>2</w:t>
-      </w:r>
-      <w:r>
-        <w:t>.</w:t>
-      </w:r>
-      <w:r>
-        <w:t>2</w:t>
+        <w:t>.2.2</w:t>
       </w:r>
       <w:r>
         <w:t>.</w:t>
@@ -354,28 +367,14 @@
       </w:r>
       <w:proofErr w:type="spellEnd"/>
       <w:r>
-        <w:rPr>
-          <w:lang w:val="en-US"/>
-        </w:rPr>
         <w:t>:</w:t>
       </w:r>
     </w:p>
     <w:p>
-      <w:pPr>
-        <w:rPr>
-          <w:lang w:val="en-US"/>
-        </w:rPr>
-      </w:pPr>
-      <w:r>
-        <w:rPr>
-          <w:lang w:val="en-US"/>
-        </w:rPr>
+      <w:r>
         <w:tab/>
       </w:r>
       <w:r>
-        <w:rPr>
-          <w:lang w:val="en-US"/>
-        </w:rPr>
         <w:tab/>
       </w:r>
       <w:r>
@@ -391,13 +390,8 @@
         <w:t>.</w:t>
       </w:r>
       <w:r>
-        <w:rPr>
-          <w:lang w:val="en-US"/>
-        </w:rPr>
         <w:t>1.</w:t>
       </w:r>
-      <w:bookmarkStart w:id="0" w:name="_GoBack"/>
-      <w:bookmarkEnd w:id="0"/>
     </w:p>
     <w:p/>
     <w:p>

--- a/Docs/TechTask/ТЗ 0.0.6.docx
+++ b/Docs/TechTask/ТЗ 0.0.6.docx
@@ -267,8 +267,6 @@
       </w:r>
       <w:r>
         <w:tab/>
-      </w:r>
-      <w:r>
         <w:t>0.0.</w:t>
       </w:r>
       <w:r>
@@ -293,8 +291,6 @@
       </w:r>
     </w:p>
     <w:p>
-      <w:bookmarkStart w:id="0" w:name="_GoBack"/>
-      <w:bookmarkEnd w:id="0"/>
       <w:r>
         <w:t>0.0.</w:t>
       </w:r>
@@ -406,7 +402,22 @@
       </w:r>
     </w:p>
     <w:p/>
+    <w:p>
+      <w:r>
+        <w:t>0.0.</w:t>
+      </w:r>
+      <w:r>
+        <w:t>6</w:t>
+      </w:r>
+      <w:r>
+        <w:t>.4. Цветовая схема</w:t>
+      </w:r>
+    </w:p>
     <w:p/>
+    <w:p>
+      <w:bookmarkStart w:id="0" w:name="_GoBack"/>
+      <w:bookmarkEnd w:id="0"/>
+    </w:p>
     <w:p/>
     <w:sectPr>
       <w:pgSz w:w="11906" w:h="16838"/>

--- a/Docs/TechTask/ТЗ 0.0.6.docx
+++ b/Docs/TechTask/ТЗ 0.0.6.docx
@@ -336,6 +336,15 @@
       <w:r>
         <w:t>1.</w:t>
       </w:r>
+      <w:r>
+        <w:t xml:space="preserve"> </w:t>
+      </w:r>
+      <w:r>
+        <w:rPr>
+          <w:lang w:val="en-US"/>
+        </w:rPr>
+        <w:t>CSS</w:t>
+      </w:r>
     </w:p>
     <w:p>
       <w:r>
@@ -389,8 +398,10 @@
         <w:t>1.</w:t>
       </w:r>
     </w:p>
-    <w:p/>
-    <w:p>
+    <w:p>
+      <w:r>
+        <w:tab/>
+      </w:r>
       <w:r>
         <w:t>0.0.</w:t>
       </w:r>
@@ -398,26 +409,64 @@
         <w:t>6</w:t>
       </w:r>
       <w:r>
-        <w:t>.3. «широкие» таблицы переделать в «плашки»</w:t>
-      </w:r>
-    </w:p>
-    <w:p/>
-    <w:p>
-      <w:r>
-        <w:t>0.0.</w:t>
-      </w:r>
-      <w:r>
-        <w:t>6</w:t>
-      </w:r>
-      <w:r>
-        <w:t>.4. Цветовая схема</w:t>
-      </w:r>
-    </w:p>
-    <w:p/>
-    <w:p>
+        <w:t>.2.</w:t>
+      </w:r>
+      <w:r>
+        <w:rPr>
+          <w:lang w:val="en-US"/>
+        </w:rPr>
+        <w:t>3</w:t>
+      </w:r>
+      <w:r>
+        <w:t>.</w:t>
+      </w:r>
+      <w:r>
+        <w:rPr>
+          <w:lang w:val="en-US"/>
+        </w:rPr>
+        <w:t xml:space="preserve"> </w:t>
+      </w:r>
+      <w:r>
+        <w:t>Разметка (</w:t>
+      </w:r>
+      <w:r>
+        <w:rPr>
+          <w:lang w:val="en-US"/>
+        </w:rPr>
+        <w:t>html</w:t>
+      </w:r>
       <w:bookmarkStart w:id="0" w:name="_GoBack"/>
       <w:bookmarkEnd w:id="0"/>
-    </w:p>
+      <w:r>
+        <w:t>)</w:t>
+      </w:r>
+    </w:p>
+    <w:p/>
+    <w:p>
+      <w:r>
+        <w:t>0.0.</w:t>
+      </w:r>
+      <w:r>
+        <w:t>6</w:t>
+      </w:r>
+      <w:r>
+        <w:t>.3. «широкие» таблицы переделать в «плашки»</w:t>
+      </w:r>
+    </w:p>
+    <w:p/>
+    <w:p>
+      <w:r>
+        <w:t>0.0.</w:t>
+      </w:r>
+      <w:r>
+        <w:t>6</w:t>
+      </w:r>
+      <w:r>
+        <w:t>.4. Цветовая схема</w:t>
+      </w:r>
+    </w:p>
+    <w:p/>
+    <w:p/>
     <w:p/>
     <w:sectPr>
       <w:pgSz w:w="11906" w:h="16838"/>

--- a/Docs/TechTask/ТЗ 0.0.6.docx
+++ b/Docs/TechTask/ТЗ 0.0.6.docx
@@ -401,8 +401,6 @@
     <w:p>
       <w:r>
         <w:tab/>
-      </w:r>
-      <w:r>
         <w:t>0.0.</w:t>
       </w:r>
       <w:r>
@@ -412,18 +410,12 @@
         <w:t>.2.</w:t>
       </w:r>
       <w:r>
-        <w:rPr>
-          <w:lang w:val="en-US"/>
-        </w:rPr>
         <w:t>3</w:t>
       </w:r>
       <w:r>
         <w:t>.</w:t>
       </w:r>
       <w:r>
-        <w:rPr>
-          <w:lang w:val="en-US"/>
-        </w:rPr>
         <w:t xml:space="preserve"> </w:t>
       </w:r>
       <w:r>
@@ -435,38 +427,74 @@
         </w:rPr>
         <w:t>html</w:t>
       </w:r>
+      <w:r>
+        <w:t>)</w:t>
+      </w:r>
+    </w:p>
+    <w:p/>
+    <w:p>
+      <w:r>
+        <w:t>0.0.</w:t>
+      </w:r>
+      <w:r>
+        <w:t>6</w:t>
+      </w:r>
+      <w:r>
+        <w:t>.3. «широкие» таблицы переделать в «плашки»</w:t>
+      </w:r>
+    </w:p>
+    <w:p/>
+    <w:p>
+      <w:r>
+        <w:t>0.0.</w:t>
+      </w:r>
+      <w:r>
+        <w:t>6</w:t>
+      </w:r>
+      <w:r>
+        <w:t>.4. Цветовая схема</w:t>
+      </w:r>
+    </w:p>
+    <w:p/>
+    <w:p>
+      <w:r>
+        <w:t xml:space="preserve">0.0.6.5. Добавить коннектор по протоколу </w:t>
+      </w:r>
+      <w:r>
+        <w:rPr>
+          <w:lang w:val="en-US"/>
+        </w:rPr>
+        <w:t>WS</w:t>
+      </w:r>
+      <w:r>
+        <w:t xml:space="preserve"> </w:t>
+      </w:r>
+      <w:r>
+        <w:rPr>
+          <w:lang w:val="en-US"/>
+        </w:rPr>
+        <w:t>(</w:t>
+      </w:r>
+      <w:proofErr w:type="spellStart"/>
+      <w:r>
+        <w:rPr>
+          <w:lang w:val="en-US"/>
+        </w:rPr>
+        <w:t>SignalR</w:t>
+      </w:r>
+      <w:proofErr w:type="spellEnd"/>
+      <w:r>
+        <w:rPr>
+          <w:lang w:val="en-US"/>
+        </w:rPr>
+        <w:t xml:space="preserve"> etc</w:t>
+      </w:r>
       <w:bookmarkStart w:id="0" w:name="_GoBack"/>
       <w:bookmarkEnd w:id="0"/>
       <w:r>
         <w:t>)</w:t>
       </w:r>
     </w:p>
-    <w:p/>
-    <w:p>
-      <w:r>
-        <w:t>0.0.</w:t>
-      </w:r>
-      <w:r>
-        <w:t>6</w:t>
-      </w:r>
-      <w:r>
-        <w:t>.3. «широкие» таблицы переделать в «плашки»</w:t>
-      </w:r>
-    </w:p>
-    <w:p/>
-    <w:p>
-      <w:r>
-        <w:t>0.0.</w:t>
-      </w:r>
-      <w:r>
-        <w:t>6</w:t>
-      </w:r>
-      <w:r>
-        <w:t>.4. Цветовая схема</w:t>
-      </w:r>
-    </w:p>
-    <w:p/>
-    <w:p/>
     <w:p/>
     <w:sectPr>
       <w:pgSz w:w="11906" w:h="16838"/>
